--- a/docs/09_Testing/ChatbotBuilder_Test_Plan_Document.docx
+++ b/docs/09_Testing/ChatbotBuilder_Test_Plan_Document.docx
@@ -44,7 +44,7 @@
         <w:t xml:space="preserve"> </w:t>
       </w:r>
       <w:r>
-        <w:t>Team Byte Squad</w:t>
+        <w:t xml:space="preserve"> </w:t>
       </w:r>
     </w:p>
     <w:p>
@@ -62,68 +62,6 @@
     </w:p>
     <w:p>
       <w:pPr>
-        <w:pStyle w:val="ListParagraph"/>
-        <w:numPr>
-          <w:ilvl w:val="0"/>
-          <w:numId w:val="31"/>
-        </w:numPr>
-        <w:spacing w:after="0" w:line="276" w:lineRule="auto"/>
-      </w:pPr>
-      <w:r>
-        <w:t xml:space="preserve">Jordan </w:t>
-      </w:r>
-      <w:r>
-        <w:rPr>
-          <w:rFonts w:ascii="Aptos" w:eastAsia="Aptos" w:hAnsi="Aptos" w:cs="Aptos"/>
-        </w:rPr>
-        <w:t>Spector</w:t>
-      </w:r>
-    </w:p>
-    <w:p>
-      <w:pPr>
-        <w:pStyle w:val="ListParagraph"/>
-        <w:numPr>
-          <w:ilvl w:val="0"/>
-          <w:numId w:val="31"/>
-        </w:numPr>
-        <w:spacing w:after="0" w:line="276" w:lineRule="auto"/>
-      </w:pPr>
-      <w:r>
-        <w:t xml:space="preserve">Gio </w:t>
-      </w:r>
-      <w:r>
-        <w:rPr>
-          <w:rFonts w:ascii="Aptos" w:eastAsia="Aptos" w:hAnsi="Aptos" w:cs="Aptos"/>
-        </w:rPr>
-        <w:t>Mendoza</w:t>
-      </w:r>
-    </w:p>
-    <w:p>
-      <w:pPr>
-        <w:pStyle w:val="ListParagraph"/>
-        <w:numPr>
-          <w:ilvl w:val="0"/>
-          <w:numId w:val="31"/>
-        </w:numPr>
-        <w:spacing w:after="0" w:line="276" w:lineRule="auto"/>
-      </w:pPr>
-      <w:r>
-        <w:t>Milton</w:t>
-      </w:r>
-      <w:r>
-        <w:t xml:space="preserve"> </w:t>
-      </w:r>
-      <w:proofErr w:type="spellStart"/>
-      <w:r>
-        <w:rPr>
-          <w:rFonts w:ascii="Aptos" w:eastAsia="Aptos" w:hAnsi="Aptos" w:cs="Aptos"/>
-        </w:rPr>
-        <w:t>Mupfumira</w:t>
-      </w:r>
-      <w:proofErr w:type="spellEnd"/>
-    </w:p>
-    <w:p>
-      <w:pPr>
         <w:spacing w:after="0" w:line="276" w:lineRule="auto"/>
       </w:pPr>
       <w:r>
@@ -342,13 +280,8 @@
         <w:spacing w:after="0" w:line="276" w:lineRule="auto"/>
         <w:jc w:val="both"/>
       </w:pPr>
-      <w:proofErr w:type="gramStart"/>
-      <w:r>
-        <w:t>bot</w:t>
-      </w:r>
-      <w:proofErr w:type="gramEnd"/>
-      <w:r>
-        <w:t xml:space="preserve"> creation and editing </w:t>
+      <w:r>
+        <w:t xml:space="preserve">bot creation and editing </w:t>
       </w:r>
     </w:p>
     <w:p>
@@ -374,7 +307,6 @@
         <w:jc w:val="both"/>
       </w:pPr>
       <w:r>
-        <w:lastRenderedPageBreak/>
         <w:t xml:space="preserve">chatbot testing and response generation </w:t>
       </w:r>
     </w:p>
@@ -414,6 +346,7 @@
         <w:jc w:val="both"/>
       </w:pPr>
       <w:r>
+        <w:lastRenderedPageBreak/>
         <w:t xml:space="preserve">settings and password management </w:t>
       </w:r>
     </w:p>
@@ -462,15 +395,7 @@
         <w:jc w:val="both"/>
       </w:pPr>
       <w:r>
-        <w:t>large-</w:t>
-      </w:r>
-      <w:proofErr w:type="gramStart"/>
-      <w:r>
-        <w:t>scale load</w:t>
-      </w:r>
-      <w:proofErr w:type="gramEnd"/>
-      <w:r>
-        <w:t xml:space="preserve"> testing </w:t>
+        <w:t xml:space="preserve">large-scale load testing </w:t>
       </w:r>
     </w:p>
     <w:p>
@@ -715,26 +640,26 @@
         <w:jc w:val="both"/>
       </w:pPr>
       <w:r>
+        <w:t>4.6 Negative Testing</w:t>
+      </w:r>
+    </w:p>
+    <w:p>
+      <w:pPr>
+        <w:spacing w:after="0" w:line="276" w:lineRule="auto"/>
+        <w:jc w:val="both"/>
+      </w:pPr>
+      <w:r>
+        <w:t>Negative testing validates how the system behaves with invalid inputs, missing fields, wrong credentials, and unsupported questions.</w:t>
+      </w:r>
+    </w:p>
+    <w:p>
+      <w:pPr>
+        <w:pStyle w:val="Heading1"/>
+        <w:spacing w:after="0" w:line="276" w:lineRule="auto"/>
+        <w:jc w:val="both"/>
+      </w:pPr>
+      <w:r>
         <w:lastRenderedPageBreak/>
-        <w:t>4.6 Negative Testing</w:t>
-      </w:r>
-    </w:p>
-    <w:p>
-      <w:pPr>
-        <w:spacing w:after="0" w:line="276" w:lineRule="auto"/>
-        <w:jc w:val="both"/>
-      </w:pPr>
-      <w:r>
-        <w:t>Negative testing validates how the system behaves with invalid inputs, missing fields, wrong credentials, and unsupported questions.</w:t>
-      </w:r>
-    </w:p>
-    <w:p>
-      <w:pPr>
-        <w:pStyle w:val="Heading1"/>
-        <w:spacing w:after="0" w:line="276" w:lineRule="auto"/>
-        <w:jc w:val="both"/>
-      </w:pPr>
-      <w:r>
         <w:t>5. Test Environment</w:t>
       </w:r>
     </w:p>
@@ -953,13 +878,8 @@
         <w:spacing w:after="0" w:line="276" w:lineRule="auto"/>
         <w:jc w:val="both"/>
       </w:pPr>
-      <w:proofErr w:type="spellStart"/>
-      <w:r>
-        <w:t>pgAdmin</w:t>
-      </w:r>
-      <w:proofErr w:type="spellEnd"/>
-      <w:r>
-        <w:t xml:space="preserve"> </w:t>
+      <w:r>
+        <w:t xml:space="preserve">pgAdmin </w:t>
       </w:r>
     </w:p>
     <w:p>
@@ -1079,7 +999,6 @@
         <w:jc w:val="both"/>
       </w:pPr>
       <w:r>
-        <w:lastRenderedPageBreak/>
         <w:t>7. Exit Criteria</w:t>
       </w:r>
     </w:p>
@@ -1141,6 +1060,7 @@
         <w:jc w:val="both"/>
       </w:pPr>
       <w:r>
+        <w:lastRenderedPageBreak/>
         <w:t xml:space="preserve">known limitations are recorded </w:t>
       </w:r>
     </w:p>
@@ -1153,13 +1073,8 @@
         <w:spacing w:after="0" w:line="276" w:lineRule="auto"/>
         <w:jc w:val="both"/>
       </w:pPr>
-      <w:proofErr w:type="gramStart"/>
-      <w:r>
-        <w:t>the</w:t>
-      </w:r>
-      <w:proofErr w:type="gramEnd"/>
-      <w:r>
-        <w:t xml:space="preserve"> system is ready for demo use </w:t>
+      <w:r>
+        <w:t xml:space="preserve">the system is ready for demo use </w:t>
       </w:r>
     </w:p>
     <w:p>
@@ -1190,13 +1105,8 @@
         <w:spacing w:after="0" w:line="276" w:lineRule="auto"/>
         <w:jc w:val="both"/>
       </w:pPr>
-      <w:proofErr w:type="gramStart"/>
-      <w:r>
-        <w:t>dependency</w:t>
-      </w:r>
-      <w:proofErr w:type="gramEnd"/>
-      <w:r>
-        <w:t xml:space="preserve"> on OpenAI API availability </w:t>
+      <w:r>
+        <w:t xml:space="preserve">dependency on OpenAI API availability </w:t>
       </w:r>
     </w:p>
     <w:p>
@@ -1366,13 +1276,8 @@
         <w:spacing w:after="0" w:line="276" w:lineRule="auto"/>
         <w:jc w:val="both"/>
       </w:pPr>
-      <w:proofErr w:type="gramStart"/>
-      <w:r>
-        <w:t>partial analytics issues</w:t>
-      </w:r>
-      <w:proofErr w:type="gramEnd"/>
-      <w:r>
-        <w:t xml:space="preserve"> </w:t>
+      <w:r>
+        <w:t xml:space="preserve">partial analytics issues </w:t>
       </w:r>
     </w:p>
     <w:p>
@@ -1443,13 +1348,8 @@
         <w:jc w:val="both"/>
       </w:pPr>
       <w:r>
-        <w:t xml:space="preserve">10. </w:t>
-      </w:r>
-      <w:proofErr w:type="gramStart"/>
-      <w:r>
-        <w:t>Test Deliverables</w:t>
-      </w:r>
-      <w:proofErr w:type="gramEnd"/>
+        <w:t>10. Test Deliverables</w:t>
+      </w:r>
     </w:p>
     <w:p>
       <w:pPr>
@@ -1483,7 +1383,6 @@
         <w:jc w:val="both"/>
       </w:pPr>
       <w:r>
-        <w:lastRenderedPageBreak/>
         <w:t xml:space="preserve">Test Scripts </w:t>
       </w:r>
     </w:p>
@@ -10814,6 +10713,7 @@
   <w:style w:type="character" w:default="1" w:styleId="DefaultParagraphFont">
     <w:name w:val="Default Paragraph Font"/>
     <w:uiPriority w:val="1"/>
+    <w:semiHidden/>
     <w:unhideWhenUsed/>
   </w:style>
   <w:style w:type="table" w:default="1" w:styleId="TableNormal">
